--- a/corpus/docx/images-transformed.docx
+++ b/corpus/docx/images-transformed.docx
@@ -46,11 +46,6 @@
                     <a:prstGeom prst="rect">
                       <a:avLst/>
                     </a:prstGeom>
-                    <a:ln w="12700">
-                      <a:solidFill>
-                        <a:srgbClr val="000000"/>
-                      </a:solidFill>
-                    </a:ln>
                   </pic:spPr>
                 </pic:pic>
               </a:graphicData>
@@ -96,6 +91,12 @@
                     <a:prstGeom prst="rect">
                       <a:avLst/>
                     </a:prstGeom>
+                    <a:ln w="12700">
+                      <a:solidFill>
+                        <a:srgbClr val="000000"/>
+                      </a:solidFill>
+                      <a:prstDash val="solid"/>
+                    </a:ln>
                   </pic:spPr>
                 </pic:pic>
               </a:graphicData>
